--- a/livrables/lecons/appli-ia/2026-09-18_lecon-appli-ia_08_api-architecture-contrats.docx
+++ b/livrables/lecons/appli-ia/2026-09-18_lecon-appli-ia_08_api-architecture-contrats.docx
@@ -3932,7 +3932,7 @@
                 <w:sz w:val="20"/>
                 <w:szCs w:val="20"/>
               </w:rPr>
-              <w:t xml:space="preserve">Cannot find module './utils'</w:t>
+              <w:t xml:space="preserve">Error: Cannot find module './utils'</w:t>
             </w:r>
           </w:p>
         </w:tc>
@@ -3954,6 +3954,17 @@
                 <w:szCs w:val="20"/>
               </w:rPr>
               <w:t xml:space="preserve">require('./utils') cherche dans le même dossier que le fichier appelant</w:t>
+            </w:r>
+            <w:r>
+              <w:rPr>
+                <w:rFonts w:ascii="Times New Roman" w:cs="Times New Roman" w:eastAsia="Times New Roman" w:hAnsi="Times New Roman"/>
+                <w:i/>
+                <w:iCs/>
+                <w:color w:val="6B7280"/>
+                <w:sz w:val="20"/>
+                <w:szCs w:val="20"/>
+              </w:rPr>
+              <w:t xml:space="preserve"> [Corrigé le 25/09/2026 : le symptôme manquait son préfixe — Node écrit « Error: Cannot find module './utils' » (reproduit le 25/09/2026). La CAUSE, elle, est exacte, et il faut le dire : « require('./utils') cherche dans le même dossier que le fichier appelant » est la bonne règle. La leçon 09, écrite une semaine plus tard, a publié l'inverse sur la même ligne du même tableau — « lance depuis la racine du projet, pas depuis scripts/ » — et a été corrigée le 25/09/2026. La bonne explication existait déjà ici.]</w:t>
             </w:r>
           </w:p>
         </w:tc>
@@ -3997,7 +4008,7 @@
                 <w:sz w:val="20"/>
                 <w:szCs w:val="20"/>
               </w:rPr>
-              <w:t xml:space="preserve">Cannot find module node:path</w:t>
+              <w:t xml:space="preserve">Error: Cannot find module 'node:path'</w:t>
             </w:r>
           </w:p>
         </w:tc>
@@ -4019,6 +4030,17 @@
                 <w:szCs w:val="20"/>
               </w:rPr>
               <w:t xml:space="preserve">Vieille version de Node.js (&lt; 14.18)</w:t>
+            </w:r>
+            <w:r>
+              <w:rPr>
+                <w:rFonts w:ascii="Times New Roman" w:cs="Times New Roman" w:eastAsia="Times New Roman" w:hAnsi="Times New Roman"/>
+                <w:i/>
+                <w:iCs/>
+                <w:color w:val="6B7280"/>
+                <w:sz w:val="20"/>
+                <w:szCs w:val="20"/>
+              </w:rPr>
+              <w:t xml:space="preserve"> [Corrigé le 25/09/2026 : le symptôme était écrit sans préfixe ni guillemets, et il n'est PAS reproductible sur le Node de ce projet : vérifié le 25/09/2026 sur v24.15.0, require('node:path') fonctionne, comme l'annonce la cause donnée ici. Le message est celui qu'un Node antérieur à v14.18.0 rendrait, et on n'en a pas sous la main. Ce qui se reproduit, c'est le voisin : un module intégré inconnu donne Error [ERR_UNKNOWN_BUILTIN_MODULE]: No such built-in module: node:pathx (mesuré le 25/09/2026).]</w:t>
             </w:r>
           </w:p>
         </w:tc>
@@ -5079,6 +5101,97 @@
           <w:szCs w:val="22"/>
         </w:rPr>
         <w:t xml:space="preserve">Erreurs fréquentes, ligne « TypeError: db.prepare is not a function » : cause « better-sqlite3 attend un string SQL, pas plusieurs arguments », correction « Le .prepare() prend UN seul string. La concaténation doit être faite avant l'appel. » — mesuré : deux arguments ne lèvent rien ; le message vient d'un prepare() sur le module.</w:t>
+      </w:r>
+    </w:p>
+    <w:p>
+      <w:pPr>
+        <w:spacing w:after="120" w:before="360" w:line="276"/>
+      </w:pPr>
+      <w:r>
+        <w:rPr>
+          <w:rFonts w:ascii="Times New Roman" w:cs="Times New Roman" w:eastAsia="Times New Roman" w:hAnsi="Times New Roman"/>
+          <w:b/>
+          <w:bCs/>
+          <w:color w:val="1F2937"/>
+          <w:sz w:val="22"/>
+          <w:szCs w:val="22"/>
+        </w:rPr>
+        <w:t xml:space="preserve">📝 Journal des corrections — 25 septembre 2026</w:t>
+      </w:r>
+    </w:p>
+    <w:p>
+      <w:pPr>
+        <w:spacing w:after="60" w:before="60" w:line="276"/>
+      </w:pPr>
+      <w:r>
+        <w:rPr>
+          <w:rFonts w:ascii="Times New Roman" w:cs="Times New Roman" w:eastAsia="Times New Roman" w:hAnsi="Times New Roman"/>
+          <w:b/>
+          <w:bCs/>
+          <w:color w:val="1F2937"/>
+          <w:sz w:val="22"/>
+          <w:szCs w:val="22"/>
+        </w:rPr>
+        <w:t xml:space="preserve">Les deux symptômes du tableau étaient mal recopiés — et une cause était la bonne.</w:t>
+      </w:r>
+      <w:r>
+        <w:rPr>
+          <w:rFonts w:ascii="Times New Roman" w:cs="Times New Roman" w:eastAsia="Times New Roman" w:hAnsi="Times New Roman"/>
+          <w:color w:val="1F2937"/>
+          <w:sz w:val="22"/>
+          <w:szCs w:val="22"/>
+        </w:rPr>
+        <w:t xml:space="preserve"> « Cannot find module './utils' » et « Cannot find module node:path » manquaient tous deux le préfixe « Error: » que Node imprime (reproduit le 25/09/2026), et le second manquait ses guillemets. Le second n'est de plus pas reproductible : sur v24.15.0, require('node:path') fonctionne, exactement comme la cause l'annonce — la ligne décrit un Node antérieur à v14.18.0 qu'on n'a pas. C'est écrit dans la ligne, avec le message voisin qui, lui, se reproduit.</w:t>
+      </w:r>
+    </w:p>
+    <w:p>
+      <w:pPr>
+        <w:spacing w:after="60" w:before="60" w:line="276"/>
+      </w:pPr>
+      <w:r>
+        <w:rPr>
+          <w:rFonts w:ascii="Times New Roman" w:cs="Times New Roman" w:eastAsia="Times New Roman" w:hAnsi="Times New Roman"/>
+          <w:b/>
+          <w:bCs/>
+          <w:color w:val="1F2937"/>
+          <w:sz w:val="22"/>
+          <w:szCs w:val="22"/>
+        </w:rPr>
+        <w:t xml:space="preserve">⚠️ La cause de la première ligne était exacte, et la leçon 09 a publié son contraire.</w:t>
+      </w:r>
+      <w:r>
+        <w:rPr>
+          <w:rFonts w:ascii="Times New Roman" w:cs="Times New Roman" w:eastAsia="Times New Roman" w:hAnsi="Times New Roman"/>
+          <w:color w:val="1F2937"/>
+          <w:sz w:val="22"/>
+          <w:szCs w:val="22"/>
+        </w:rPr>
+        <w:t xml:space="preserve"> « require('./utils') cherche dans le même dossier que le fichier appelant » : c'est la règle, et elle était écrite ici le 18/09/2026. Le 25/09/2026, la leçon n°09 a publié sur la même ligne du même tableau « lance depuis la racine du projet, pas depuis scripts/ » — l'inverse — et a dû être corrigée le jour de sa relecture. Un prompt qui ne relit pas ses propres tableaux d'une semaine sur l'autre peut désapprendre ce qu'il savait.</w:t>
+      </w:r>
+    </w:p>
+    <w:p>
+      <w:pPr>
+        <w:spacing w:after="60" w:before="60" w:line="276"/>
+      </w:pPr>
+      <w:r>
+        <w:rPr>
+          <w:rFonts w:ascii="Times New Roman" w:cs="Times New Roman" w:eastAsia="Times New Roman" w:hAnsi="Times New Roman"/>
+          <w:b/>
+          <w:bCs/>
+          <w:color w:val="1F2937"/>
+          <w:sz w:val="22"/>
+          <w:szCs w:val="22"/>
+        </w:rPr>
+        <w:t xml:space="preserve">Ce qui a été relu et n'a pas bougé.</w:t>
+      </w:r>
+      <w:r>
+        <w:rPr>
+          <w:rFonts w:ascii="Times New Roman" w:cs="Times New Roman" w:eastAsia="Times New Roman" w:hAnsi="Times New Roman"/>
+          <w:color w:val="1F2937"/>
+          <w:sz w:val="22"/>
+          <w:szCs w:val="22"/>
+        </w:rPr>
+        <w:t xml:space="preserve"> Les sept corrections du 18/09/2026 tiennent, dont l'encadré Vite, la cause réelle de « db.prepare is not a function » (qui était, elle, reproduite et datée) et l'exercice 3. Cette passe ne porte que sur les deux symptômes, relevés par le contrôle (g) de l'étape 5 bis écrit le 25/09/2026 — un contrôle que la correction du 18/09 n'avait pas, et qui reprend donc son propre document.</w:t>
       </w:r>
     </w:p>
     <w:sectPr>
